--- a/demo-StatsPAI-skill/tables/table3_heterogeneity.docx
+++ b/demo-StatsPAI-skill/tables/table3_heterogeneity.docx
@@ -239,6 +239,425 @@
                 <w:sz w:val="20"/>
               </w:rPr>
               <w:t>(7) Non-SMSA</w:t>
+            </w:r>
+          </w:p>
+        </w:tc>
+      </w:tr>
+      <w:tr>
+        <w:tc>
+          <w:tcPr>
+            <w:tcW w:type="dxa" w:w="1080"/>
+            <w:vAlign w:val="center"/>
+            <w:tcBorders>
+              <w:top w:val="nil"/>
+              <w:left w:val="nil"/>
+              <w:bottom w:val="nil"/>
+              <w:right w:val="nil"/>
+              <w:insideH w:val="nil"/>
+              <w:insideV w:val="nil"/>
+            </w:tcBorders>
+          </w:tcPr>
+          <w:p>
+            <w:pPr>
+              <w:jc w:val="left"/>
+            </w:pPr>
+            <w:r>
+              <w:rPr>
+                <w:rFonts w:ascii="Times New Roman" w:hAnsi="Times New Roman"/>
+                <w:sz w:val="20"/>
+              </w:rPr>
+              <w:t>Intercept</w:t>
+            </w:r>
+          </w:p>
+        </w:tc>
+        <w:tc>
+          <w:tcPr>
+            <w:tcW w:type="dxa" w:w="1080"/>
+            <w:vAlign w:val="center"/>
+            <w:tcBorders>
+              <w:top w:val="nil"/>
+              <w:left w:val="nil"/>
+              <w:bottom w:val="nil"/>
+              <w:right w:val="nil"/>
+              <w:insideH w:val="nil"/>
+              <w:insideV w:val="nil"/>
+            </w:tcBorders>
+          </w:tcPr>
+          <w:p>
+            <w:pPr>
+              <w:jc w:val="center"/>
+            </w:pPr>
+            <w:r>
+              <w:rPr>
+                <w:rFonts w:ascii="Times New Roman" w:hAnsi="Times New Roman"/>
+                <w:sz w:val="20"/>
+              </w:rPr>
+              <w:t>4.734***</w:t>
+            </w:r>
+          </w:p>
+        </w:tc>
+        <w:tc>
+          <w:tcPr>
+            <w:tcW w:type="dxa" w:w="1080"/>
+            <w:vAlign w:val="center"/>
+            <w:tcBorders>
+              <w:top w:val="nil"/>
+              <w:left w:val="nil"/>
+              <w:bottom w:val="nil"/>
+              <w:right w:val="nil"/>
+              <w:insideH w:val="nil"/>
+              <w:insideV w:val="nil"/>
+            </w:tcBorders>
+          </w:tcPr>
+          <w:p>
+            <w:pPr>
+              <w:jc w:val="center"/>
+            </w:pPr>
+            <w:r>
+              <w:rPr>
+                <w:rFonts w:ascii="Times New Roman" w:hAnsi="Times New Roman"/>
+                <w:sz w:val="20"/>
+              </w:rPr>
+              <w:t>2.476***</w:t>
+            </w:r>
+          </w:p>
+        </w:tc>
+        <w:tc>
+          <w:tcPr>
+            <w:tcW w:type="dxa" w:w="1080"/>
+            <w:vAlign w:val="center"/>
+            <w:tcBorders>
+              <w:top w:val="nil"/>
+              <w:left w:val="nil"/>
+              <w:bottom w:val="nil"/>
+              <w:right w:val="nil"/>
+              <w:insideH w:val="nil"/>
+              <w:insideV w:val="nil"/>
+            </w:tcBorders>
+          </w:tcPr>
+          <w:p>
+            <w:pPr>
+              <w:jc w:val="center"/>
+            </w:pPr>
+            <w:r>
+              <w:rPr>
+                <w:rFonts w:ascii="Times New Roman" w:hAnsi="Times New Roman"/>
+                <w:sz w:val="20"/>
+              </w:rPr>
+              <w:t>4.686***</w:t>
+            </w:r>
+          </w:p>
+        </w:tc>
+        <w:tc>
+          <w:tcPr>
+            <w:tcW w:type="dxa" w:w="1080"/>
+            <w:vAlign w:val="center"/>
+            <w:tcBorders>
+              <w:top w:val="nil"/>
+              <w:left w:val="nil"/>
+              <w:bottom w:val="nil"/>
+              <w:right w:val="nil"/>
+              <w:insideH w:val="nil"/>
+              <w:insideV w:val="nil"/>
+            </w:tcBorders>
+          </w:tcPr>
+          <w:p>
+            <w:pPr>
+              <w:jc w:val="center"/>
+            </w:pPr>
+            <w:r>
+              <w:rPr>
+                <w:rFonts w:ascii="Times New Roman" w:hAnsi="Times New Roman"/>
+                <w:sz w:val="20"/>
+              </w:rPr>
+              <w:t>231844238082004.656</w:t>
+            </w:r>
+          </w:p>
+        </w:tc>
+        <w:tc>
+          <w:tcPr>
+            <w:tcW w:type="dxa" w:w="1080"/>
+            <w:vAlign w:val="center"/>
+            <w:tcBorders>
+              <w:top w:val="nil"/>
+              <w:left w:val="nil"/>
+              <w:bottom w:val="nil"/>
+              <w:right w:val="nil"/>
+              <w:insideH w:val="nil"/>
+              <w:insideV w:val="nil"/>
+            </w:tcBorders>
+          </w:tcPr>
+          <w:p>
+            <w:pPr>
+              <w:jc w:val="center"/>
+            </w:pPr>
+            <w:r>
+              <w:rPr>
+                <w:rFonts w:ascii="Times New Roman" w:hAnsi="Times New Roman"/>
+                <w:sz w:val="20"/>
+              </w:rPr>
+              <w:t>4.762***</w:t>
+            </w:r>
+          </w:p>
+        </w:tc>
+        <w:tc>
+          <w:tcPr>
+            <w:tcW w:type="dxa" w:w="1080"/>
+            <w:vAlign w:val="center"/>
+            <w:tcBorders>
+              <w:top w:val="nil"/>
+              <w:left w:val="nil"/>
+              <w:bottom w:val="nil"/>
+              <w:right w:val="nil"/>
+              <w:insideH w:val="nil"/>
+              <w:insideV w:val="nil"/>
+            </w:tcBorders>
+          </w:tcPr>
+          <w:p>
+            <w:pPr>
+              <w:jc w:val="center"/>
+            </w:pPr>
+            <w:r>
+              <w:rPr>
+                <w:rFonts w:ascii="Times New Roman" w:hAnsi="Times New Roman"/>
+                <w:sz w:val="20"/>
+              </w:rPr>
+              <w:t>2.425***</w:t>
+            </w:r>
+          </w:p>
+        </w:tc>
+        <w:tc>
+          <w:tcPr>
+            <w:tcW w:type="dxa" w:w="1080"/>
+            <w:vAlign w:val="center"/>
+            <w:tcBorders>
+              <w:top w:val="nil"/>
+              <w:left w:val="nil"/>
+              <w:bottom w:val="nil"/>
+              <w:right w:val="nil"/>
+              <w:insideH w:val="nil"/>
+              <w:insideV w:val="nil"/>
+            </w:tcBorders>
+          </w:tcPr>
+          <w:p>
+            <w:pPr>
+              <w:jc w:val="center"/>
+            </w:pPr>
+            <w:r>
+              <w:rPr>
+                <w:rFonts w:ascii="Times New Roman" w:hAnsi="Times New Roman"/>
+                <w:sz w:val="20"/>
+              </w:rPr>
+              <w:t>4.867***</w:t>
+            </w:r>
+          </w:p>
+        </w:tc>
+      </w:tr>
+      <w:tr>
+        <w:tc>
+          <w:tcPr>
+            <w:tcW w:type="dxa" w:w="1080"/>
+            <w:vAlign w:val="center"/>
+            <w:tcBorders>
+              <w:top w:val="nil"/>
+              <w:left w:val="nil"/>
+              <w:bottom w:val="nil"/>
+              <w:right w:val="nil"/>
+              <w:insideH w:val="nil"/>
+              <w:insideV w:val="nil"/>
+            </w:tcBorders>
+          </w:tcPr>
+          <w:p>
+            <w:pPr>
+              <w:jc w:val="left"/>
+            </w:pPr>
+            <w:r>
+              <w:rPr>
+                <w:rFonts w:ascii="Times New Roman" w:hAnsi="Times New Roman"/>
+                <w:sz w:val="20"/>
+              </w:rPr>
+            </w:r>
+          </w:p>
+        </w:tc>
+        <w:tc>
+          <w:tcPr>
+            <w:tcW w:type="dxa" w:w="1080"/>
+            <w:vAlign w:val="center"/>
+            <w:tcBorders>
+              <w:top w:val="nil"/>
+              <w:left w:val="nil"/>
+              <w:bottom w:val="nil"/>
+              <w:right w:val="nil"/>
+              <w:insideH w:val="nil"/>
+              <w:insideV w:val="nil"/>
+            </w:tcBorders>
+          </w:tcPr>
+          <w:p>
+            <w:pPr>
+              <w:jc w:val="center"/>
+            </w:pPr>
+            <w:r>
+              <w:rPr>
+                <w:rFonts w:ascii="Times New Roman" w:hAnsi="Times New Roman"/>
+                <w:sz w:val="20"/>
+              </w:rPr>
+              <w:t>(0.070)</w:t>
+            </w:r>
+          </w:p>
+        </w:tc>
+        <w:tc>
+          <w:tcPr>
+            <w:tcW w:type="dxa" w:w="1080"/>
+            <w:vAlign w:val="center"/>
+            <w:tcBorders>
+              <w:top w:val="nil"/>
+              <w:left w:val="nil"/>
+              <w:bottom w:val="nil"/>
+              <w:right w:val="nil"/>
+              <w:insideH w:val="nil"/>
+              <w:insideV w:val="nil"/>
+            </w:tcBorders>
+          </w:tcPr>
+          <w:p>
+            <w:pPr>
+              <w:jc w:val="center"/>
+            </w:pPr>
+            <w:r>
+              <w:rPr>
+                <w:rFonts w:ascii="Times New Roman" w:hAnsi="Times New Roman"/>
+                <w:sz w:val="20"/>
+              </w:rPr>
+              <w:t>(0.075)</w:t>
+            </w:r>
+          </w:p>
+        </w:tc>
+        <w:tc>
+          <w:tcPr>
+            <w:tcW w:type="dxa" w:w="1080"/>
+            <w:vAlign w:val="center"/>
+            <w:tcBorders>
+              <w:top w:val="nil"/>
+              <w:left w:val="nil"/>
+              <w:bottom w:val="nil"/>
+              <w:right w:val="nil"/>
+              <w:insideH w:val="nil"/>
+              <w:insideV w:val="nil"/>
+            </w:tcBorders>
+          </w:tcPr>
+          <w:p>
+            <w:pPr>
+              <w:jc w:val="center"/>
+            </w:pPr>
+            <w:r>
+              <w:rPr>
+                <w:rFonts w:ascii="Times New Roman" w:hAnsi="Times New Roman"/>
+                <w:sz w:val="20"/>
+              </w:rPr>
+              <w:t>(0.079)</w:t>
+            </w:r>
+          </w:p>
+        </w:tc>
+        <w:tc>
+          <w:tcPr>
+            <w:tcW w:type="dxa" w:w="1080"/>
+            <w:vAlign w:val="center"/>
+            <w:tcBorders>
+              <w:top w:val="nil"/>
+              <w:left w:val="nil"/>
+              <w:bottom w:val="nil"/>
+              <w:right w:val="nil"/>
+              <w:insideH w:val="nil"/>
+              <w:insideV w:val="nil"/>
+            </w:tcBorders>
+          </w:tcPr>
+          <w:p>
+            <w:pPr>
+              <w:jc w:val="center"/>
+            </w:pPr>
+            <w:r>
+              <w:rPr>
+                <w:rFonts w:ascii="Times New Roman" w:hAnsi="Times New Roman"/>
+                <w:sz w:val="20"/>
+              </w:rPr>
+              <w:t>(4141688650879277203456.000)</w:t>
+            </w:r>
+          </w:p>
+        </w:tc>
+        <w:tc>
+          <w:tcPr>
+            <w:tcW w:type="dxa" w:w="1080"/>
+            <w:vAlign w:val="center"/>
+            <w:tcBorders>
+              <w:top w:val="nil"/>
+              <w:left w:val="nil"/>
+              <w:bottom w:val="nil"/>
+              <w:right w:val="nil"/>
+              <w:insideH w:val="nil"/>
+              <w:insideV w:val="nil"/>
+            </w:tcBorders>
+          </w:tcPr>
+          <w:p>
+            <w:pPr>
+              <w:jc w:val="center"/>
+            </w:pPr>
+            <w:r>
+              <w:rPr>
+                <w:rFonts w:ascii="Times New Roman" w:hAnsi="Times New Roman"/>
+                <w:sz w:val="20"/>
+              </w:rPr>
+              <w:t>(0.089)</w:t>
+            </w:r>
+          </w:p>
+        </w:tc>
+        <w:tc>
+          <w:tcPr>
+            <w:tcW w:type="dxa" w:w="1080"/>
+            <w:vAlign w:val="center"/>
+            <w:tcBorders>
+              <w:top w:val="nil"/>
+              <w:left w:val="nil"/>
+              <w:bottom w:val="nil"/>
+              <w:right w:val="nil"/>
+              <w:insideH w:val="nil"/>
+              <w:insideV w:val="nil"/>
+            </w:tcBorders>
+          </w:tcPr>
+          <w:p>
+            <w:pPr>
+              <w:jc w:val="center"/>
+            </w:pPr>
+            <w:r>
+              <w:rPr>
+                <w:rFonts w:ascii="Times New Roman" w:hAnsi="Times New Roman"/>
+                <w:sz w:val="20"/>
+              </w:rPr>
+              <w:t>(0.043)</w:t>
+            </w:r>
+          </w:p>
+        </w:tc>
+        <w:tc>
+          <w:tcPr>
+            <w:tcW w:type="dxa" w:w="1080"/>
+            <w:vAlign w:val="center"/>
+            <w:tcBorders>
+              <w:top w:val="nil"/>
+              <w:left w:val="nil"/>
+              <w:bottom w:val="nil"/>
+              <w:right w:val="nil"/>
+              <w:insideH w:val="nil"/>
+              <w:insideV w:val="nil"/>
+            </w:tcBorders>
+          </w:tcPr>
+          <w:p>
+            <w:pPr>
+              <w:jc w:val="center"/>
+            </w:pPr>
+            <w:r>
+              <w:rPr>
+                <w:rFonts w:ascii="Times New Roman" w:hAnsi="Times New Roman"/>
+                <w:sz w:val="20"/>
+              </w:rPr>
+              <w:t>(0.126)</w:t>
             </w:r>
           </w:p>
         </w:tc>
@@ -685,6 +1104,2101 @@
                 <w:rFonts w:ascii="Times New Roman" w:hAnsi="Times New Roman"/>
                 <w:sz w:val="20"/>
               </w:rPr>
+              <w:t>exper</w:t>
+            </w:r>
+          </w:p>
+        </w:tc>
+        <w:tc>
+          <w:tcPr>
+            <w:tcW w:type="dxa" w:w="1080"/>
+            <w:vAlign w:val="center"/>
+            <w:tcBorders>
+              <w:top w:val="nil"/>
+              <w:left w:val="nil"/>
+              <w:bottom w:val="nil"/>
+              <w:right w:val="nil"/>
+              <w:insideH w:val="nil"/>
+              <w:insideV w:val="nil"/>
+            </w:tcBorders>
+          </w:tcPr>
+          <w:p>
+            <w:pPr>
+              <w:jc w:val="center"/>
+            </w:pPr>
+            <w:r>
+              <w:rPr>
+                <w:rFonts w:ascii="Times New Roman" w:hAnsi="Times New Roman"/>
+                <w:sz w:val="20"/>
+              </w:rPr>
+              <w:t>0.084***</w:t>
+            </w:r>
+          </w:p>
+        </w:tc>
+        <w:tc>
+          <w:tcPr>
+            <w:tcW w:type="dxa" w:w="1080"/>
+            <w:vAlign w:val="center"/>
+            <w:tcBorders>
+              <w:top w:val="nil"/>
+              <w:left w:val="nil"/>
+              <w:bottom w:val="nil"/>
+              <w:right w:val="nil"/>
+              <w:insideH w:val="nil"/>
+              <w:insideV w:val="nil"/>
+            </w:tcBorders>
+          </w:tcPr>
+          <w:p>
+            <w:pPr>
+              <w:jc w:val="center"/>
+            </w:pPr>
+            <w:r>
+              <w:rPr>
+                <w:rFonts w:ascii="Times New Roman" w:hAnsi="Times New Roman"/>
+                <w:sz w:val="20"/>
+              </w:rPr>
+              <w:t>0.034**</w:t>
+            </w:r>
+          </w:p>
+        </w:tc>
+        <w:tc>
+          <w:tcPr>
+            <w:tcW w:type="dxa" w:w="1080"/>
+            <w:vAlign w:val="center"/>
+            <w:tcBorders>
+              <w:top w:val="nil"/>
+              <w:left w:val="nil"/>
+              <w:bottom w:val="nil"/>
+              <w:right w:val="nil"/>
+              <w:insideH w:val="nil"/>
+              <w:insideV w:val="nil"/>
+            </w:tcBorders>
+          </w:tcPr>
+          <w:p>
+            <w:pPr>
+              <w:jc w:val="center"/>
+            </w:pPr>
+            <w:r>
+              <w:rPr>
+                <w:rFonts w:ascii="Times New Roman" w:hAnsi="Times New Roman"/>
+                <w:sz w:val="20"/>
+              </w:rPr>
+              <w:t>0.090***</w:t>
+            </w:r>
+          </w:p>
+        </w:tc>
+        <w:tc>
+          <w:tcPr>
+            <w:tcW w:type="dxa" w:w="1080"/>
+            <w:vAlign w:val="center"/>
+            <w:tcBorders>
+              <w:top w:val="nil"/>
+              <w:left w:val="nil"/>
+              <w:bottom w:val="nil"/>
+              <w:right w:val="nil"/>
+              <w:insideH w:val="nil"/>
+              <w:insideV w:val="nil"/>
+            </w:tcBorders>
+          </w:tcPr>
+          <w:p>
+            <w:pPr>
+              <w:jc w:val="center"/>
+            </w:pPr>
+            <w:r>
+              <w:rPr>
+                <w:rFonts w:ascii="Times New Roman" w:hAnsi="Times New Roman"/>
+                <w:sz w:val="20"/>
+              </w:rPr>
+              <w:t>0.327</w:t>
+            </w:r>
+          </w:p>
+        </w:tc>
+        <w:tc>
+          <w:tcPr>
+            <w:tcW w:type="dxa" w:w="1080"/>
+            <w:vAlign w:val="center"/>
+            <w:tcBorders>
+              <w:top w:val="nil"/>
+              <w:left w:val="nil"/>
+              <w:bottom w:val="nil"/>
+              <w:right w:val="nil"/>
+              <w:insideH w:val="nil"/>
+              <w:insideV w:val="nil"/>
+            </w:tcBorders>
+          </w:tcPr>
+          <w:p>
+            <w:pPr>
+              <w:jc w:val="center"/>
+            </w:pPr>
+            <w:r>
+              <w:rPr>
+                <w:rFonts w:ascii="Times New Roman" w:hAnsi="Times New Roman"/>
+                <w:sz w:val="20"/>
+              </w:rPr>
+              <w:t>0.087***</w:t>
+            </w:r>
+          </w:p>
+        </w:tc>
+        <w:tc>
+          <w:tcPr>
+            <w:tcW w:type="dxa" w:w="1080"/>
+            <w:vAlign w:val="center"/>
+            <w:tcBorders>
+              <w:top w:val="nil"/>
+              <w:left w:val="nil"/>
+              <w:bottom w:val="nil"/>
+              <w:right w:val="nil"/>
+              <w:insideH w:val="nil"/>
+              <w:insideV w:val="nil"/>
+            </w:tcBorders>
+          </w:tcPr>
+          <w:p>
+            <w:pPr>
+              <w:jc w:val="center"/>
+            </w:pPr>
+            <w:r>
+              <w:rPr>
+                <w:rFonts w:ascii="Times New Roman" w:hAnsi="Times New Roman"/>
+                <w:sz w:val="20"/>
+              </w:rPr>
+              <w:t>0.089***</w:t>
+            </w:r>
+          </w:p>
+        </w:tc>
+        <w:tc>
+          <w:tcPr>
+            <w:tcW w:type="dxa" w:w="1080"/>
+            <w:vAlign w:val="center"/>
+            <w:tcBorders>
+              <w:top w:val="nil"/>
+              <w:left w:val="nil"/>
+              <w:bottom w:val="nil"/>
+              <w:right w:val="nil"/>
+              <w:insideH w:val="nil"/>
+              <w:insideV w:val="nil"/>
+            </w:tcBorders>
+          </w:tcPr>
+          <w:p>
+            <w:pPr>
+              <w:jc w:val="center"/>
+            </w:pPr>
+            <w:r>
+              <w:rPr>
+                <w:rFonts w:ascii="Times New Roman" w:hAnsi="Times New Roman"/>
+                <w:sz w:val="20"/>
+              </w:rPr>
+              <w:t>0.068***</w:t>
+            </w:r>
+          </w:p>
+        </w:tc>
+      </w:tr>
+      <w:tr>
+        <w:tc>
+          <w:tcPr>
+            <w:tcW w:type="dxa" w:w="1080"/>
+            <w:vAlign w:val="center"/>
+            <w:tcBorders>
+              <w:top w:val="nil"/>
+              <w:left w:val="nil"/>
+              <w:bottom w:val="nil"/>
+              <w:right w:val="nil"/>
+              <w:insideH w:val="nil"/>
+              <w:insideV w:val="nil"/>
+            </w:tcBorders>
+          </w:tcPr>
+          <w:p>
+            <w:pPr>
+              <w:jc w:val="left"/>
+            </w:pPr>
+            <w:r>
+              <w:rPr>
+                <w:rFonts w:ascii="Times New Roman" w:hAnsi="Times New Roman"/>
+                <w:sz w:val="20"/>
+              </w:rPr>
+            </w:r>
+          </w:p>
+        </w:tc>
+        <w:tc>
+          <w:tcPr>
+            <w:tcW w:type="dxa" w:w="1080"/>
+            <w:vAlign w:val="center"/>
+            <w:tcBorders>
+              <w:top w:val="nil"/>
+              <w:left w:val="nil"/>
+              <w:bottom w:val="nil"/>
+              <w:right w:val="nil"/>
+              <w:insideH w:val="nil"/>
+              <w:insideV w:val="nil"/>
+            </w:tcBorders>
+          </w:tcPr>
+          <w:p>
+            <w:pPr>
+              <w:jc w:val="center"/>
+            </w:pPr>
+            <w:r>
+              <w:rPr>
+                <w:rFonts w:ascii="Times New Roman" w:hAnsi="Times New Roman"/>
+                <w:sz w:val="20"/>
+              </w:rPr>
+              <w:t>(0.007)</w:t>
+            </w:r>
+          </w:p>
+        </w:tc>
+        <w:tc>
+          <w:tcPr>
+            <w:tcW w:type="dxa" w:w="1080"/>
+            <w:vAlign w:val="center"/>
+            <w:tcBorders>
+              <w:top w:val="nil"/>
+              <w:left w:val="nil"/>
+              <w:bottom w:val="nil"/>
+              <w:right w:val="nil"/>
+              <w:insideH w:val="nil"/>
+              <w:insideV w:val="nil"/>
+            </w:tcBorders>
+          </w:tcPr>
+          <w:p>
+            <w:pPr>
+              <w:jc w:val="center"/>
+            </w:pPr>
+            <w:r>
+              <w:rPr>
+                <w:rFonts w:ascii="Times New Roman" w:hAnsi="Times New Roman"/>
+                <w:sz w:val="20"/>
+              </w:rPr>
+              <w:t>(0.014)</w:t>
+            </w:r>
+          </w:p>
+        </w:tc>
+        <w:tc>
+          <w:tcPr>
+            <w:tcW w:type="dxa" w:w="1080"/>
+            <w:vAlign w:val="center"/>
+            <w:tcBorders>
+              <w:top w:val="nil"/>
+              <w:left w:val="nil"/>
+              <w:bottom w:val="nil"/>
+              <w:right w:val="nil"/>
+              <w:insideH w:val="nil"/>
+              <w:insideV w:val="nil"/>
+            </w:tcBorders>
+          </w:tcPr>
+          <w:p>
+            <w:pPr>
+              <w:jc w:val="center"/>
+            </w:pPr>
+            <w:r>
+              <w:rPr>
+                <w:rFonts w:ascii="Times New Roman" w:hAnsi="Times New Roman"/>
+                <w:sz w:val="20"/>
+              </w:rPr>
+              <w:t>(0.008)</w:t>
+            </w:r>
+          </w:p>
+        </w:tc>
+        <w:tc>
+          <w:tcPr>
+            <w:tcW w:type="dxa" w:w="1080"/>
+            <w:vAlign w:val="center"/>
+            <w:tcBorders>
+              <w:top w:val="nil"/>
+              <w:left w:val="nil"/>
+              <w:bottom w:val="nil"/>
+              <w:right w:val="nil"/>
+              <w:insideH w:val="nil"/>
+              <w:insideV w:val="nil"/>
+            </w:tcBorders>
+          </w:tcPr>
+          <w:p>
+            <w:pPr>
+              <w:jc w:val="center"/>
+            </w:pPr>
+            <w:r>
+              <w:rPr>
+                <w:rFonts w:ascii="Times New Roman" w:hAnsi="Times New Roman"/>
+                <w:sz w:val="20"/>
+              </w:rPr>
+              <w:t>(137363.606)</w:t>
+            </w:r>
+          </w:p>
+        </w:tc>
+        <w:tc>
+          <w:tcPr>
+            <w:tcW w:type="dxa" w:w="1080"/>
+            <w:vAlign w:val="center"/>
+            <w:tcBorders>
+              <w:top w:val="nil"/>
+              <w:left w:val="nil"/>
+              <w:bottom w:val="nil"/>
+              <w:right w:val="nil"/>
+              <w:insideH w:val="nil"/>
+              <w:insideV w:val="nil"/>
+            </w:tcBorders>
+          </w:tcPr>
+          <w:p>
+            <w:pPr>
+              <w:jc w:val="center"/>
+            </w:pPr>
+            <w:r>
+              <w:rPr>
+                <w:rFonts w:ascii="Times New Roman" w:hAnsi="Times New Roman"/>
+                <w:sz w:val="20"/>
+              </w:rPr>
+              <w:t>(0.009)</w:t>
+            </w:r>
+          </w:p>
+        </w:tc>
+        <w:tc>
+          <w:tcPr>
+            <w:tcW w:type="dxa" w:w="1080"/>
+            <w:vAlign w:val="center"/>
+            <w:tcBorders>
+              <w:top w:val="nil"/>
+              <w:left w:val="nil"/>
+              <w:bottom w:val="nil"/>
+              <w:right w:val="nil"/>
+              <w:insideH w:val="nil"/>
+              <w:insideV w:val="nil"/>
+            </w:tcBorders>
+          </w:tcPr>
+          <w:p>
+            <w:pPr>
+              <w:jc w:val="center"/>
+            </w:pPr>
+            <w:r>
+              <w:rPr>
+                <w:rFonts w:ascii="Times New Roman" w:hAnsi="Times New Roman"/>
+                <w:sz w:val="20"/>
+              </w:rPr>
+              <w:t>(0.009)</w:t>
+            </w:r>
+          </w:p>
+        </w:tc>
+        <w:tc>
+          <w:tcPr>
+            <w:tcW w:type="dxa" w:w="1080"/>
+            <w:vAlign w:val="center"/>
+            <w:tcBorders>
+              <w:top w:val="nil"/>
+              <w:left w:val="nil"/>
+              <w:bottom w:val="nil"/>
+              <w:right w:val="nil"/>
+              <w:insideH w:val="nil"/>
+              <w:insideV w:val="nil"/>
+            </w:tcBorders>
+          </w:tcPr>
+          <w:p>
+            <w:pPr>
+              <w:jc w:val="center"/>
+            </w:pPr>
+            <w:r>
+              <w:rPr>
+                <w:rFonts w:ascii="Times New Roman" w:hAnsi="Times New Roman"/>
+                <w:sz w:val="20"/>
+              </w:rPr>
+              <w:t>(0.010)</w:t>
+            </w:r>
+          </w:p>
+        </w:tc>
+      </w:tr>
+      <w:tr>
+        <w:tc>
+          <w:tcPr>
+            <w:tcW w:type="dxa" w:w="1080"/>
+            <w:vAlign w:val="center"/>
+            <w:tcBorders>
+              <w:top w:val="nil"/>
+              <w:left w:val="nil"/>
+              <w:bottom w:val="nil"/>
+              <w:right w:val="nil"/>
+              <w:insideH w:val="nil"/>
+              <w:insideV w:val="nil"/>
+            </w:tcBorders>
+          </w:tcPr>
+          <w:p>
+            <w:pPr>
+              <w:jc w:val="left"/>
+            </w:pPr>
+            <w:r>
+              <w:rPr>
+                <w:rFonts w:ascii="Times New Roman" w:hAnsi="Times New Roman"/>
+                <w:sz w:val="20"/>
+              </w:rPr>
+              <w:t>expersq</w:t>
+            </w:r>
+          </w:p>
+        </w:tc>
+        <w:tc>
+          <w:tcPr>
+            <w:tcW w:type="dxa" w:w="1080"/>
+            <w:vAlign w:val="center"/>
+            <w:tcBorders>
+              <w:top w:val="nil"/>
+              <w:left w:val="nil"/>
+              <w:bottom w:val="nil"/>
+              <w:right w:val="nil"/>
+              <w:insideH w:val="nil"/>
+              <w:insideV w:val="nil"/>
+            </w:tcBorders>
+          </w:tcPr>
+          <w:p>
+            <w:pPr>
+              <w:jc w:val="center"/>
+            </w:pPr>
+            <w:r>
+              <w:rPr>
+                <w:rFonts w:ascii="Times New Roman" w:hAnsi="Times New Roman"/>
+                <w:sz w:val="20"/>
+              </w:rPr>
+              <w:t>-0.002***</w:t>
+            </w:r>
+          </w:p>
+        </w:tc>
+        <w:tc>
+          <w:tcPr>
+            <w:tcW w:type="dxa" w:w="1080"/>
+            <w:vAlign w:val="center"/>
+            <w:tcBorders>
+              <w:top w:val="nil"/>
+              <w:left w:val="nil"/>
+              <w:bottom w:val="nil"/>
+              <w:right w:val="nil"/>
+              <w:insideH w:val="nil"/>
+              <w:insideV w:val="nil"/>
+            </w:tcBorders>
+          </w:tcPr>
+          <w:p>
+            <w:pPr>
+              <w:jc w:val="center"/>
+            </w:pPr>
+            <w:r>
+              <w:rPr>
+                <w:rFonts w:ascii="Times New Roman" w:hAnsi="Times New Roman"/>
+                <w:sz w:val="20"/>
+              </w:rPr>
+              <w:t>-0.001</w:t>
+            </w:r>
+          </w:p>
+        </w:tc>
+        <w:tc>
+          <w:tcPr>
+            <w:tcW w:type="dxa" w:w="1080"/>
+            <w:vAlign w:val="center"/>
+            <w:tcBorders>
+              <w:top w:val="nil"/>
+              <w:left w:val="nil"/>
+              <w:bottom w:val="nil"/>
+              <w:right w:val="nil"/>
+              <w:insideH w:val="nil"/>
+              <w:insideV w:val="nil"/>
+            </w:tcBorders>
+          </w:tcPr>
+          <w:p>
+            <w:pPr>
+              <w:jc w:val="center"/>
+            </w:pPr>
+            <w:r>
+              <w:rPr>
+                <w:rFonts w:ascii="Times New Roman" w:hAnsi="Times New Roman"/>
+                <w:sz w:val="20"/>
+              </w:rPr>
+              <w:t>-0.002***</w:t>
+            </w:r>
+          </w:p>
+        </w:tc>
+        <w:tc>
+          <w:tcPr>
+            <w:tcW w:type="dxa" w:w="1080"/>
+            <w:vAlign w:val="center"/>
+            <w:tcBorders>
+              <w:top w:val="nil"/>
+              <w:left w:val="nil"/>
+              <w:bottom w:val="nil"/>
+              <w:right w:val="nil"/>
+              <w:insideH w:val="nil"/>
+              <w:insideV w:val="nil"/>
+            </w:tcBorders>
+          </w:tcPr>
+          <w:p>
+            <w:pPr>
+              <w:jc w:val="center"/>
+            </w:pPr>
+            <w:r>
+              <w:rPr>
+                <w:rFonts w:ascii="Times New Roman" w:hAnsi="Times New Roman"/>
+                <w:sz w:val="20"/>
+              </w:rPr>
+              <w:t>-0.009</w:t>
+            </w:r>
+          </w:p>
+        </w:tc>
+        <w:tc>
+          <w:tcPr>
+            <w:tcW w:type="dxa" w:w="1080"/>
+            <w:vAlign w:val="center"/>
+            <w:tcBorders>
+              <w:top w:val="nil"/>
+              <w:left w:val="nil"/>
+              <w:bottom w:val="nil"/>
+              <w:right w:val="nil"/>
+              <w:insideH w:val="nil"/>
+              <w:insideV w:val="nil"/>
+            </w:tcBorders>
+          </w:tcPr>
+          <w:p>
+            <w:pPr>
+              <w:jc w:val="center"/>
+            </w:pPr>
+            <w:r>
+              <w:rPr>
+                <w:rFonts w:ascii="Times New Roman" w:hAnsi="Times New Roman"/>
+                <w:sz w:val="20"/>
+              </w:rPr>
+              <w:t>-0.002***</w:t>
+            </w:r>
+          </w:p>
+        </w:tc>
+        <w:tc>
+          <w:tcPr>
+            <w:tcW w:type="dxa" w:w="1080"/>
+            <w:vAlign w:val="center"/>
+            <w:tcBorders>
+              <w:top w:val="nil"/>
+              <w:left w:val="nil"/>
+              <w:bottom w:val="nil"/>
+              <w:right w:val="nil"/>
+              <w:insideH w:val="nil"/>
+              <w:insideV w:val="nil"/>
+            </w:tcBorders>
+          </w:tcPr>
+          <w:p>
+            <w:pPr>
+              <w:jc w:val="center"/>
+            </w:pPr>
+            <w:r>
+              <w:rPr>
+                <w:rFonts w:ascii="Times New Roman" w:hAnsi="Times New Roman"/>
+                <w:sz w:val="20"/>
+              </w:rPr>
+              <w:t>-0.002***</w:t>
+            </w:r>
+          </w:p>
+        </w:tc>
+        <w:tc>
+          <w:tcPr>
+            <w:tcW w:type="dxa" w:w="1080"/>
+            <w:vAlign w:val="center"/>
+            <w:tcBorders>
+              <w:top w:val="nil"/>
+              <w:left w:val="nil"/>
+              <w:bottom w:val="nil"/>
+              <w:right w:val="nil"/>
+              <w:insideH w:val="nil"/>
+              <w:insideV w:val="nil"/>
+            </w:tcBorders>
+          </w:tcPr>
+          <w:p>
+            <w:pPr>
+              <w:jc w:val="center"/>
+            </w:pPr>
+            <w:r>
+              <w:rPr>
+                <w:rFonts w:ascii="Times New Roman" w:hAnsi="Times New Roman"/>
+                <w:sz w:val="20"/>
+              </w:rPr>
+              <w:t>-0.002***</w:t>
+            </w:r>
+          </w:p>
+        </w:tc>
+      </w:tr>
+      <w:tr>
+        <w:tc>
+          <w:tcPr>
+            <w:tcW w:type="dxa" w:w="1080"/>
+            <w:vAlign w:val="center"/>
+            <w:tcBorders>
+              <w:top w:val="nil"/>
+              <w:left w:val="nil"/>
+              <w:bottom w:val="nil"/>
+              <w:right w:val="nil"/>
+              <w:insideH w:val="nil"/>
+              <w:insideV w:val="nil"/>
+            </w:tcBorders>
+          </w:tcPr>
+          <w:p>
+            <w:pPr>
+              <w:jc w:val="left"/>
+            </w:pPr>
+            <w:r>
+              <w:rPr>
+                <w:rFonts w:ascii="Times New Roman" w:hAnsi="Times New Roman"/>
+                <w:sz w:val="20"/>
+              </w:rPr>
+            </w:r>
+          </w:p>
+        </w:tc>
+        <w:tc>
+          <w:tcPr>
+            <w:tcW w:type="dxa" w:w="1080"/>
+            <w:vAlign w:val="center"/>
+            <w:tcBorders>
+              <w:top w:val="nil"/>
+              <w:left w:val="nil"/>
+              <w:bottom w:val="nil"/>
+              <w:right w:val="nil"/>
+              <w:insideH w:val="nil"/>
+              <w:insideV w:val="nil"/>
+            </w:tcBorders>
+          </w:tcPr>
+          <w:p>
+            <w:pPr>
+              <w:jc w:val="center"/>
+            </w:pPr>
+            <w:r>
+              <w:rPr>
+                <w:rFonts w:ascii="Times New Roman" w:hAnsi="Times New Roman"/>
+                <w:sz w:val="20"/>
+              </w:rPr>
+              <w:t>(0.000)</w:t>
+            </w:r>
+          </w:p>
+        </w:tc>
+        <w:tc>
+          <w:tcPr>
+            <w:tcW w:type="dxa" w:w="1080"/>
+            <w:vAlign w:val="center"/>
+            <w:tcBorders>
+              <w:top w:val="nil"/>
+              <w:left w:val="nil"/>
+              <w:bottom w:val="nil"/>
+              <w:right w:val="nil"/>
+              <w:insideH w:val="nil"/>
+              <w:insideV w:val="nil"/>
+            </w:tcBorders>
+          </w:tcPr>
+          <w:p>
+            <w:pPr>
+              <w:jc w:val="center"/>
+            </w:pPr>
+            <w:r>
+              <w:rPr>
+                <w:rFonts w:ascii="Times New Roman" w:hAnsi="Times New Roman"/>
+                <w:sz w:val="20"/>
+              </w:rPr>
+              <w:t>(0.001)</w:t>
+            </w:r>
+          </w:p>
+        </w:tc>
+        <w:tc>
+          <w:tcPr>
+            <w:tcW w:type="dxa" w:w="1080"/>
+            <w:vAlign w:val="center"/>
+            <w:tcBorders>
+              <w:top w:val="nil"/>
+              <w:left w:val="nil"/>
+              <w:bottom w:val="nil"/>
+              <w:right w:val="nil"/>
+              <w:insideH w:val="nil"/>
+              <w:insideV w:val="nil"/>
+            </w:tcBorders>
+          </w:tcPr>
+          <w:p>
+            <w:pPr>
+              <w:jc w:val="center"/>
+            </w:pPr>
+            <w:r>
+              <w:rPr>
+                <w:rFonts w:ascii="Times New Roman" w:hAnsi="Times New Roman"/>
+                <w:sz w:val="20"/>
+              </w:rPr>
+              <w:t>(0.000)</w:t>
+            </w:r>
+          </w:p>
+        </w:tc>
+        <w:tc>
+          <w:tcPr>
+            <w:tcW w:type="dxa" w:w="1080"/>
+            <w:vAlign w:val="center"/>
+            <w:tcBorders>
+              <w:top w:val="nil"/>
+              <w:left w:val="nil"/>
+              <w:bottom w:val="nil"/>
+              <w:right w:val="nil"/>
+              <w:insideH w:val="nil"/>
+              <w:insideV w:val="nil"/>
+            </w:tcBorders>
+          </w:tcPr>
+          <w:p>
+            <w:pPr>
+              <w:jc w:val="center"/>
+            </w:pPr>
+            <w:r>
+              <w:rPr>
+                <w:rFonts w:ascii="Times New Roman" w:hAnsi="Times New Roman"/>
+                <w:sz w:val="20"/>
+              </w:rPr>
+              <w:t>(8955.173)</w:t>
+            </w:r>
+          </w:p>
+        </w:tc>
+        <w:tc>
+          <w:tcPr>
+            <w:tcW w:type="dxa" w:w="1080"/>
+            <w:vAlign w:val="center"/>
+            <w:tcBorders>
+              <w:top w:val="nil"/>
+              <w:left w:val="nil"/>
+              <w:bottom w:val="nil"/>
+              <w:right w:val="nil"/>
+              <w:insideH w:val="nil"/>
+              <w:insideV w:val="nil"/>
+            </w:tcBorders>
+          </w:tcPr>
+          <w:p>
+            <w:pPr>
+              <w:jc w:val="center"/>
+            </w:pPr>
+            <w:r>
+              <w:rPr>
+                <w:rFonts w:ascii="Times New Roman" w:hAnsi="Times New Roman"/>
+                <w:sz w:val="20"/>
+              </w:rPr>
+              <w:t>(0.000)</w:t>
+            </w:r>
+          </w:p>
+        </w:tc>
+        <w:tc>
+          <w:tcPr>
+            <w:tcW w:type="dxa" w:w="1080"/>
+            <w:vAlign w:val="center"/>
+            <w:tcBorders>
+              <w:top w:val="nil"/>
+              <w:left w:val="nil"/>
+              <w:bottom w:val="nil"/>
+              <w:right w:val="nil"/>
+              <w:insideH w:val="nil"/>
+              <w:insideV w:val="nil"/>
+            </w:tcBorders>
+          </w:tcPr>
+          <w:p>
+            <w:pPr>
+              <w:jc w:val="center"/>
+            </w:pPr>
+            <w:r>
+              <w:rPr>
+                <w:rFonts w:ascii="Times New Roman" w:hAnsi="Times New Roman"/>
+                <w:sz w:val="20"/>
+              </w:rPr>
+              <w:t>(0.000)</w:t>
+            </w:r>
+          </w:p>
+        </w:tc>
+        <w:tc>
+          <w:tcPr>
+            <w:tcW w:type="dxa" w:w="1080"/>
+            <w:vAlign w:val="center"/>
+            <w:tcBorders>
+              <w:top w:val="nil"/>
+              <w:left w:val="nil"/>
+              <w:bottom w:val="nil"/>
+              <w:right w:val="nil"/>
+              <w:insideH w:val="nil"/>
+              <w:insideV w:val="nil"/>
+            </w:tcBorders>
+          </w:tcPr>
+          <w:p>
+            <w:pPr>
+              <w:jc w:val="center"/>
+            </w:pPr>
+            <w:r>
+              <w:rPr>
+                <w:rFonts w:ascii="Times New Roman" w:hAnsi="Times New Roman"/>
+                <w:sz w:val="20"/>
+              </w:rPr>
+              <w:t>(0.000)</w:t>
+            </w:r>
+          </w:p>
+        </w:tc>
+      </w:tr>
+      <w:tr>
+        <w:tc>
+          <w:tcPr>
+            <w:tcW w:type="dxa" w:w="1080"/>
+            <w:vAlign w:val="center"/>
+            <w:tcBorders>
+              <w:top w:val="nil"/>
+              <w:left w:val="nil"/>
+              <w:bottom w:val="nil"/>
+              <w:right w:val="nil"/>
+              <w:insideH w:val="nil"/>
+              <w:insideV w:val="nil"/>
+            </w:tcBorders>
+          </w:tcPr>
+          <w:p>
+            <w:pPr>
+              <w:jc w:val="left"/>
+            </w:pPr>
+            <w:r>
+              <w:rPr>
+                <w:rFonts w:ascii="Times New Roman" w:hAnsi="Times New Roman"/>
+                <w:sz w:val="20"/>
+              </w:rPr>
+              <w:t>black</w:t>
+            </w:r>
+          </w:p>
+        </w:tc>
+        <w:tc>
+          <w:tcPr>
+            <w:tcW w:type="dxa" w:w="1080"/>
+            <w:vAlign w:val="center"/>
+            <w:tcBorders>
+              <w:top w:val="nil"/>
+              <w:left w:val="nil"/>
+              <w:bottom w:val="nil"/>
+              <w:right w:val="nil"/>
+              <w:insideH w:val="nil"/>
+              <w:insideV w:val="nil"/>
+            </w:tcBorders>
+          </w:tcPr>
+          <w:p>
+            <w:pPr>
+              <w:jc w:val="center"/>
+            </w:pPr>
+            <w:r>
+              <w:rPr>
+                <w:rFonts w:ascii="Times New Roman" w:hAnsi="Times New Roman"/>
+                <w:sz w:val="20"/>
+              </w:rPr>
+              <w:t>-0.190***</w:t>
+            </w:r>
+          </w:p>
+        </w:tc>
+        <w:tc>
+          <w:tcPr>
+            <w:tcW w:type="dxa" w:w="1080"/>
+            <w:vAlign w:val="center"/>
+            <w:tcBorders>
+              <w:top w:val="nil"/>
+              <w:left w:val="nil"/>
+              <w:bottom w:val="nil"/>
+              <w:right w:val="nil"/>
+              <w:insideH w:val="nil"/>
+              <w:insideV w:val="nil"/>
+            </w:tcBorders>
+          </w:tcPr>
+          <w:p>
+            <w:pPr>
+              <w:jc w:val="center"/>
+            </w:pPr>
+            <w:r>
+              <w:rPr>
+                <w:rFonts w:ascii="Times New Roman" w:hAnsi="Times New Roman"/>
+                <w:sz w:val="20"/>
+              </w:rPr>
+              <w:t>2.476***</w:t>
+            </w:r>
+          </w:p>
+        </w:tc>
+        <w:tc>
+          <w:tcPr>
+            <w:tcW w:type="dxa" w:w="1080"/>
+            <w:vAlign w:val="center"/>
+            <w:tcBorders>
+              <w:top w:val="nil"/>
+              <w:left w:val="nil"/>
+              <w:bottom w:val="nil"/>
+              <w:right w:val="nil"/>
+              <w:insideH w:val="nil"/>
+              <w:insideV w:val="nil"/>
+            </w:tcBorders>
+          </w:tcPr>
+          <w:p>
+            <w:pPr>
+              <w:jc w:val="center"/>
+            </w:pPr>
+            <w:r>
+              <w:rPr>
+                <w:rFonts w:ascii="Times New Roman" w:hAnsi="Times New Roman"/>
+                <w:sz w:val="20"/>
+              </w:rPr>
+              <w:t>0.000</w:t>
+            </w:r>
+          </w:p>
+        </w:tc>
+        <w:tc>
+          <w:tcPr>
+            <w:tcW w:type="dxa" w:w="1080"/>
+            <w:vAlign w:val="center"/>
+            <w:tcBorders>
+              <w:top w:val="nil"/>
+              <w:left w:val="nil"/>
+              <w:bottom w:val="nil"/>
+              <w:right w:val="nil"/>
+              <w:insideH w:val="nil"/>
+              <w:insideV w:val="nil"/>
+            </w:tcBorders>
+          </w:tcPr>
+          <w:p>
+            <w:pPr>
+              <w:jc w:val="center"/>
+            </w:pPr>
+            <w:r>
+              <w:rPr>
+                <w:rFonts w:ascii="Times New Roman" w:hAnsi="Times New Roman"/>
+                <w:sz w:val="20"/>
+              </w:rPr>
+              <w:t>-0.049</w:t>
+            </w:r>
+          </w:p>
+        </w:tc>
+        <w:tc>
+          <w:tcPr>
+            <w:tcW w:type="dxa" w:w="1080"/>
+            <w:vAlign w:val="center"/>
+            <w:tcBorders>
+              <w:top w:val="nil"/>
+              <w:left w:val="nil"/>
+              <w:bottom w:val="nil"/>
+              <w:right w:val="nil"/>
+              <w:insideH w:val="nil"/>
+              <w:insideV w:val="nil"/>
+            </w:tcBorders>
+          </w:tcPr>
+          <w:p>
+            <w:pPr>
+              <w:jc w:val="center"/>
+            </w:pPr>
+            <w:r>
+              <w:rPr>
+                <w:rFonts w:ascii="Times New Roman" w:hAnsi="Times New Roman"/>
+                <w:sz w:val="20"/>
+              </w:rPr>
+              <w:t>-0.123***</w:t>
+            </w:r>
+          </w:p>
+        </w:tc>
+        <w:tc>
+          <w:tcPr>
+            <w:tcW w:type="dxa" w:w="1080"/>
+            <w:vAlign w:val="center"/>
+            <w:tcBorders>
+              <w:top w:val="nil"/>
+              <w:left w:val="nil"/>
+              <w:bottom w:val="nil"/>
+              <w:right w:val="nil"/>
+              <w:insideH w:val="nil"/>
+              <w:insideV w:val="nil"/>
+            </w:tcBorders>
+          </w:tcPr>
+          <w:p>
+            <w:pPr>
+              <w:jc w:val="center"/>
+            </w:pPr>
+            <w:r>
+              <w:rPr>
+                <w:rFonts w:ascii="Times New Roman" w:hAnsi="Times New Roman"/>
+                <w:sz w:val="20"/>
+              </w:rPr>
+              <w:t>-0.175***</w:t>
+            </w:r>
+          </w:p>
+        </w:tc>
+        <w:tc>
+          <w:tcPr>
+            <w:tcW w:type="dxa" w:w="1080"/>
+            <w:vAlign w:val="center"/>
+            <w:tcBorders>
+              <w:top w:val="nil"/>
+              <w:left w:val="nil"/>
+              <w:bottom w:val="nil"/>
+              <w:right w:val="nil"/>
+              <w:insideH w:val="nil"/>
+              <w:insideV w:val="nil"/>
+            </w:tcBorders>
+          </w:tcPr>
+          <w:p>
+            <w:pPr>
+              <w:jc w:val="center"/>
+            </w:pPr>
+            <w:r>
+              <w:rPr>
+                <w:rFonts w:ascii="Times New Roman" w:hAnsi="Times New Roman"/>
+                <w:sz w:val="20"/>
+              </w:rPr>
+              <w:t>-0.231***</w:t>
+            </w:r>
+          </w:p>
+        </w:tc>
+      </w:tr>
+      <w:tr>
+        <w:tc>
+          <w:tcPr>
+            <w:tcW w:type="dxa" w:w="1080"/>
+            <w:vAlign w:val="center"/>
+            <w:tcBorders>
+              <w:top w:val="nil"/>
+              <w:left w:val="nil"/>
+              <w:bottom w:val="nil"/>
+              <w:right w:val="nil"/>
+              <w:insideH w:val="nil"/>
+              <w:insideV w:val="nil"/>
+            </w:tcBorders>
+          </w:tcPr>
+          <w:p>
+            <w:pPr>
+              <w:jc w:val="left"/>
+            </w:pPr>
+            <w:r>
+              <w:rPr>
+                <w:rFonts w:ascii="Times New Roman" w:hAnsi="Times New Roman"/>
+                <w:sz w:val="20"/>
+              </w:rPr>
+            </w:r>
+          </w:p>
+        </w:tc>
+        <w:tc>
+          <w:tcPr>
+            <w:tcW w:type="dxa" w:w="1080"/>
+            <w:vAlign w:val="center"/>
+            <w:tcBorders>
+              <w:top w:val="nil"/>
+              <w:left w:val="nil"/>
+              <w:bottom w:val="nil"/>
+              <w:right w:val="nil"/>
+              <w:insideH w:val="nil"/>
+              <w:insideV w:val="nil"/>
+            </w:tcBorders>
+          </w:tcPr>
+          <w:p>
+            <w:pPr>
+              <w:jc w:val="center"/>
+            </w:pPr>
+            <w:r>
+              <w:rPr>
+                <w:rFonts w:ascii="Times New Roman" w:hAnsi="Times New Roman"/>
+                <w:sz w:val="20"/>
+              </w:rPr>
+              <w:t>(0.017)</w:t>
+            </w:r>
+          </w:p>
+        </w:tc>
+        <w:tc>
+          <w:tcPr>
+            <w:tcW w:type="dxa" w:w="1080"/>
+            <w:vAlign w:val="center"/>
+            <w:tcBorders>
+              <w:top w:val="nil"/>
+              <w:left w:val="nil"/>
+              <w:bottom w:val="nil"/>
+              <w:right w:val="nil"/>
+              <w:insideH w:val="nil"/>
+              <w:insideV w:val="nil"/>
+            </w:tcBorders>
+          </w:tcPr>
+          <w:p>
+            <w:pPr>
+              <w:jc w:val="center"/>
+            </w:pPr>
+            <w:r>
+              <w:rPr>
+                <w:rFonts w:ascii="Times New Roman" w:hAnsi="Times New Roman"/>
+                <w:sz w:val="20"/>
+              </w:rPr>
+              <w:t>(0.075)</w:t>
+            </w:r>
+          </w:p>
+        </w:tc>
+        <w:tc>
+          <w:tcPr>
+            <w:tcW w:type="dxa" w:w="1080"/>
+            <w:vAlign w:val="center"/>
+            <w:tcBorders>
+              <w:top w:val="nil"/>
+              <w:left w:val="nil"/>
+              <w:bottom w:val="nil"/>
+              <w:right w:val="nil"/>
+              <w:insideH w:val="nil"/>
+              <w:insideV w:val="nil"/>
+            </w:tcBorders>
+          </w:tcPr>
+          <w:p>
+            <w:pPr>
+              <w:jc w:val="center"/>
+            </w:pPr>
+            <w:r>
+              <w:rPr>
+                <w:rFonts w:ascii="Times New Roman" w:hAnsi="Times New Roman"/>
+                <w:sz w:val="20"/>
+              </w:rPr>
+              <w:t>()</w:t>
+            </w:r>
+          </w:p>
+        </w:tc>
+        <w:tc>
+          <w:tcPr>
+            <w:tcW w:type="dxa" w:w="1080"/>
+            <w:vAlign w:val="center"/>
+            <w:tcBorders>
+              <w:top w:val="nil"/>
+              <w:left w:val="nil"/>
+              <w:bottom w:val="nil"/>
+              <w:right w:val="nil"/>
+              <w:insideH w:val="nil"/>
+              <w:insideV w:val="nil"/>
+            </w:tcBorders>
+          </w:tcPr>
+          <w:p>
+            <w:pPr>
+              <w:jc w:val="center"/>
+            </w:pPr>
+            <w:r>
+              <w:rPr>
+                <w:rFonts w:ascii="Times New Roman" w:hAnsi="Times New Roman"/>
+                <w:sz w:val="20"/>
+              </w:rPr>
+              <w:t>()</w:t>
+            </w:r>
+          </w:p>
+        </w:tc>
+        <w:tc>
+          <w:tcPr>
+            <w:tcW w:type="dxa" w:w="1080"/>
+            <w:vAlign w:val="center"/>
+            <w:tcBorders>
+              <w:top w:val="nil"/>
+              <w:left w:val="nil"/>
+              <w:bottom w:val="nil"/>
+              <w:right w:val="nil"/>
+              <w:insideH w:val="nil"/>
+              <w:insideV w:val="nil"/>
+            </w:tcBorders>
+          </w:tcPr>
+          <w:p>
+            <w:pPr>
+              <w:jc w:val="center"/>
+            </w:pPr>
+            <w:r>
+              <w:rPr>
+                <w:rFonts w:ascii="Times New Roman" w:hAnsi="Times New Roman"/>
+                <w:sz w:val="20"/>
+              </w:rPr>
+              <w:t>(0.029)</w:t>
+            </w:r>
+          </w:p>
+        </w:tc>
+        <w:tc>
+          <w:tcPr>
+            <w:tcW w:type="dxa" w:w="1080"/>
+            <w:vAlign w:val="center"/>
+            <w:tcBorders>
+              <w:top w:val="nil"/>
+              <w:left w:val="nil"/>
+              <w:bottom w:val="nil"/>
+              <w:right w:val="nil"/>
+              <w:insideH w:val="nil"/>
+              <w:insideV w:val="nil"/>
+            </w:tcBorders>
+          </w:tcPr>
+          <w:p>
+            <w:pPr>
+              <w:jc w:val="center"/>
+            </w:pPr>
+            <w:r>
+              <w:rPr>
+                <w:rFonts w:ascii="Times New Roman" w:hAnsi="Times New Roman"/>
+                <w:sz w:val="20"/>
+              </w:rPr>
+              <w:t>(0.021)</w:t>
+            </w:r>
+          </w:p>
+        </w:tc>
+        <w:tc>
+          <w:tcPr>
+            <w:tcW w:type="dxa" w:w="1080"/>
+            <w:vAlign w:val="center"/>
+            <w:tcBorders>
+              <w:top w:val="nil"/>
+              <w:left w:val="nil"/>
+              <w:bottom w:val="nil"/>
+              <w:right w:val="nil"/>
+              <w:insideH w:val="nil"/>
+              <w:insideV w:val="nil"/>
+            </w:tcBorders>
+          </w:tcPr>
+          <w:p>
+            <w:pPr>
+              <w:jc w:val="center"/>
+            </w:pPr>
+            <w:r>
+              <w:rPr>
+                <w:rFonts w:ascii="Times New Roman" w:hAnsi="Times New Roman"/>
+                <w:sz w:val="20"/>
+              </w:rPr>
+              <w:t>(0.034)</w:t>
+            </w:r>
+          </w:p>
+        </w:tc>
+      </w:tr>
+      <w:tr>
+        <w:tc>
+          <w:tcPr>
+            <w:tcW w:type="dxa" w:w="1080"/>
+            <w:vAlign w:val="center"/>
+            <w:tcBorders>
+              <w:top w:val="nil"/>
+              <w:left w:val="nil"/>
+              <w:bottom w:val="nil"/>
+              <w:right w:val="nil"/>
+              <w:insideH w:val="nil"/>
+              <w:insideV w:val="nil"/>
+            </w:tcBorders>
+          </w:tcPr>
+          <w:p>
+            <w:pPr>
+              <w:jc w:val="left"/>
+            </w:pPr>
+            <w:r>
+              <w:rPr>
+                <w:rFonts w:ascii="Times New Roman" w:hAnsi="Times New Roman"/>
+                <w:sz w:val="20"/>
+              </w:rPr>
+              <w:t>south</w:t>
+            </w:r>
+          </w:p>
+        </w:tc>
+        <w:tc>
+          <w:tcPr>
+            <w:tcW w:type="dxa" w:w="1080"/>
+            <w:vAlign w:val="center"/>
+            <w:tcBorders>
+              <w:top w:val="nil"/>
+              <w:left w:val="nil"/>
+              <w:bottom w:val="nil"/>
+              <w:right w:val="nil"/>
+              <w:insideH w:val="nil"/>
+              <w:insideV w:val="nil"/>
+            </w:tcBorders>
+          </w:tcPr>
+          <w:p>
+            <w:pPr>
+              <w:jc w:val="center"/>
+            </w:pPr>
+            <w:r>
+              <w:rPr>
+                <w:rFonts w:ascii="Times New Roman" w:hAnsi="Times New Roman"/>
+                <w:sz w:val="20"/>
+              </w:rPr>
+              <w:t>-0.125***</w:t>
+            </w:r>
+          </w:p>
+        </w:tc>
+        <w:tc>
+          <w:tcPr>
+            <w:tcW w:type="dxa" w:w="1080"/>
+            <w:vAlign w:val="center"/>
+            <w:tcBorders>
+              <w:top w:val="nil"/>
+              <w:left w:val="nil"/>
+              <w:bottom w:val="nil"/>
+              <w:right w:val="nil"/>
+              <w:insideH w:val="nil"/>
+              <w:insideV w:val="nil"/>
+            </w:tcBorders>
+          </w:tcPr>
+          <w:p>
+            <w:pPr>
+              <w:jc w:val="center"/>
+            </w:pPr>
+            <w:r>
+              <w:rPr>
+                <w:rFonts w:ascii="Times New Roman" w:hAnsi="Times New Roman"/>
+                <w:sz w:val="20"/>
+              </w:rPr>
+              <w:t>-0.214***</w:t>
+            </w:r>
+          </w:p>
+        </w:tc>
+        <w:tc>
+          <w:tcPr>
+            <w:tcW w:type="dxa" w:w="1080"/>
+            <w:vAlign w:val="center"/>
+            <w:tcBorders>
+              <w:top w:val="nil"/>
+              <w:left w:val="nil"/>
+              <w:bottom w:val="nil"/>
+              <w:right w:val="nil"/>
+              <w:insideH w:val="nil"/>
+              <w:insideV w:val="nil"/>
+            </w:tcBorders>
+          </w:tcPr>
+          <w:p>
+            <w:pPr>
+              <w:jc w:val="center"/>
+            </w:pPr>
+            <w:r>
+              <w:rPr>
+                <w:rFonts w:ascii="Times New Roman" w:hAnsi="Times New Roman"/>
+                <w:sz w:val="20"/>
+              </w:rPr>
+              <w:t>-0.100***</w:t>
+            </w:r>
+          </w:p>
+        </w:tc>
+        <w:tc>
+          <w:tcPr>
+            <w:tcW w:type="dxa" w:w="1080"/>
+            <w:vAlign w:val="center"/>
+            <w:tcBorders>
+              <w:top w:val="nil"/>
+              <w:left w:val="nil"/>
+              <w:bottom w:val="nil"/>
+              <w:right w:val="nil"/>
+              <w:insideH w:val="nil"/>
+              <w:insideV w:val="nil"/>
+            </w:tcBorders>
+          </w:tcPr>
+          <w:p>
+            <w:pPr>
+              <w:jc w:val="center"/>
+            </w:pPr>
+            <w:r>
+              <w:rPr>
+                <w:rFonts w:ascii="Times New Roman" w:hAnsi="Times New Roman"/>
+                <w:sz w:val="20"/>
+              </w:rPr>
+              <w:t>-231844238082004.094</w:t>
+            </w:r>
+          </w:p>
+        </w:tc>
+        <w:tc>
+          <w:tcPr>
+            <w:tcW w:type="dxa" w:w="1080"/>
+            <w:vAlign w:val="center"/>
+            <w:tcBorders>
+              <w:top w:val="nil"/>
+              <w:left w:val="nil"/>
+              <w:bottom w:val="nil"/>
+              <w:right w:val="nil"/>
+              <w:insideH w:val="nil"/>
+              <w:insideV w:val="nil"/>
+            </w:tcBorders>
+          </w:tcPr>
+          <w:p>
+            <w:pPr>
+              <w:jc w:val="center"/>
+            </w:pPr>
+            <w:r>
+              <w:rPr>
+                <w:rFonts w:ascii="Times New Roman" w:hAnsi="Times New Roman"/>
+                <w:sz w:val="20"/>
+              </w:rPr>
+              <w:t>0.000</w:t>
+            </w:r>
+          </w:p>
+        </w:tc>
+        <w:tc>
+          <w:tcPr>
+            <w:tcW w:type="dxa" w:w="1080"/>
+            <w:vAlign w:val="center"/>
+            <w:tcBorders>
+              <w:top w:val="nil"/>
+              <w:left w:val="nil"/>
+              <w:bottom w:val="nil"/>
+              <w:right w:val="nil"/>
+              <w:insideH w:val="nil"/>
+              <w:insideV w:val="nil"/>
+            </w:tcBorders>
+          </w:tcPr>
+          <w:p>
+            <w:pPr>
+              <w:jc w:val="center"/>
+            </w:pPr>
+            <w:r>
+              <w:rPr>
+                <w:rFonts w:ascii="Times New Roman" w:hAnsi="Times New Roman"/>
+                <w:sz w:val="20"/>
+              </w:rPr>
+              <w:t>-0.125***</w:t>
+            </w:r>
+          </w:p>
+        </w:tc>
+        <w:tc>
+          <w:tcPr>
+            <w:tcW w:type="dxa" w:w="1080"/>
+            <w:vAlign w:val="center"/>
+            <w:tcBorders>
+              <w:top w:val="nil"/>
+              <w:left w:val="nil"/>
+              <w:bottom w:val="nil"/>
+              <w:right w:val="nil"/>
+              <w:insideH w:val="nil"/>
+              <w:insideV w:val="nil"/>
+            </w:tcBorders>
+          </w:tcPr>
+          <w:p>
+            <w:pPr>
+              <w:jc w:val="center"/>
+            </w:pPr>
+            <w:r>
+              <w:rPr>
+                <w:rFonts w:ascii="Times New Roman" w:hAnsi="Times New Roman"/>
+                <w:sz w:val="20"/>
+              </w:rPr>
+              <w:t>-0.114***</w:t>
+            </w:r>
+          </w:p>
+        </w:tc>
+      </w:tr>
+      <w:tr>
+        <w:tc>
+          <w:tcPr>
+            <w:tcW w:type="dxa" w:w="1080"/>
+            <w:vAlign w:val="center"/>
+            <w:tcBorders>
+              <w:top w:val="nil"/>
+              <w:left w:val="nil"/>
+              <w:bottom w:val="nil"/>
+              <w:right w:val="nil"/>
+              <w:insideH w:val="nil"/>
+              <w:insideV w:val="nil"/>
+            </w:tcBorders>
+          </w:tcPr>
+          <w:p>
+            <w:pPr>
+              <w:jc w:val="left"/>
+            </w:pPr>
+            <w:r>
+              <w:rPr>
+                <w:rFonts w:ascii="Times New Roman" w:hAnsi="Times New Roman"/>
+                <w:sz w:val="20"/>
+              </w:rPr>
+            </w:r>
+          </w:p>
+        </w:tc>
+        <w:tc>
+          <w:tcPr>
+            <w:tcW w:type="dxa" w:w="1080"/>
+            <w:vAlign w:val="center"/>
+            <w:tcBorders>
+              <w:top w:val="nil"/>
+              <w:left w:val="nil"/>
+              <w:bottom w:val="nil"/>
+              <w:right w:val="nil"/>
+              <w:insideH w:val="nil"/>
+              <w:insideV w:val="nil"/>
+            </w:tcBorders>
+          </w:tcPr>
+          <w:p>
+            <w:pPr>
+              <w:jc w:val="center"/>
+            </w:pPr>
+            <w:r>
+              <w:rPr>
+                <w:rFonts w:ascii="Times New Roman" w:hAnsi="Times New Roman"/>
+                <w:sz w:val="20"/>
+              </w:rPr>
+              <w:t>(0.015)</w:t>
+            </w:r>
+          </w:p>
+        </w:tc>
+        <w:tc>
+          <w:tcPr>
+            <w:tcW w:type="dxa" w:w="1080"/>
+            <w:vAlign w:val="center"/>
+            <w:tcBorders>
+              <w:top w:val="nil"/>
+              <w:left w:val="nil"/>
+              <w:bottom w:val="nil"/>
+              <w:right w:val="nil"/>
+              <w:insideH w:val="nil"/>
+              <w:insideV w:val="nil"/>
+            </w:tcBorders>
+          </w:tcPr>
+          <w:p>
+            <w:pPr>
+              <w:jc w:val="center"/>
+            </w:pPr>
+            <w:r>
+              <w:rPr>
+                <w:rFonts w:ascii="Times New Roman" w:hAnsi="Times New Roman"/>
+                <w:sz w:val="20"/>
+              </w:rPr>
+              <w:t>(0.034)</w:t>
+            </w:r>
+          </w:p>
+        </w:tc>
+        <w:tc>
+          <w:tcPr>
+            <w:tcW w:type="dxa" w:w="1080"/>
+            <w:vAlign w:val="center"/>
+            <w:tcBorders>
+              <w:top w:val="nil"/>
+              <w:left w:val="nil"/>
+              <w:bottom w:val="nil"/>
+              <w:right w:val="nil"/>
+              <w:insideH w:val="nil"/>
+              <w:insideV w:val="nil"/>
+            </w:tcBorders>
+          </w:tcPr>
+          <w:p>
+            <w:pPr>
+              <w:jc w:val="center"/>
+            </w:pPr>
+            <w:r>
+              <w:rPr>
+                <w:rFonts w:ascii="Times New Roman" w:hAnsi="Times New Roman"/>
+                <w:sz w:val="20"/>
+              </w:rPr>
+              <w:t>(0.017)</w:t>
+            </w:r>
+          </w:p>
+        </w:tc>
+        <w:tc>
+          <w:tcPr>
+            <w:tcW w:type="dxa" w:w="1080"/>
+            <w:vAlign w:val="center"/>
+            <w:tcBorders>
+              <w:top w:val="nil"/>
+              <w:left w:val="nil"/>
+              <w:bottom w:val="nil"/>
+              <w:right w:val="nil"/>
+              <w:insideH w:val="nil"/>
+              <w:insideV w:val="nil"/>
+            </w:tcBorders>
+          </w:tcPr>
+          <w:p>
+            <w:pPr>
+              <w:jc w:val="center"/>
+            </w:pPr>
+            <w:r>
+              <w:rPr>
+                <w:rFonts w:ascii="Times New Roman" w:hAnsi="Times New Roman"/>
+                <w:sz w:val="20"/>
+              </w:rPr>
+              <w:t>(6047170633136027467776.000)</w:t>
+            </w:r>
+          </w:p>
+        </w:tc>
+        <w:tc>
+          <w:tcPr>
+            <w:tcW w:type="dxa" w:w="1080"/>
+            <w:vAlign w:val="center"/>
+            <w:tcBorders>
+              <w:top w:val="nil"/>
+              <w:left w:val="nil"/>
+              <w:bottom w:val="nil"/>
+              <w:right w:val="nil"/>
+              <w:insideH w:val="nil"/>
+              <w:insideV w:val="nil"/>
+            </w:tcBorders>
+          </w:tcPr>
+          <w:p>
+            <w:pPr>
+              <w:jc w:val="center"/>
+            </w:pPr>
+            <w:r>
+              <w:rPr>
+                <w:rFonts w:ascii="Times New Roman" w:hAnsi="Times New Roman"/>
+                <w:sz w:val="20"/>
+              </w:rPr>
+              <w:t>(0.000)</w:t>
+            </w:r>
+          </w:p>
+        </w:tc>
+        <w:tc>
+          <w:tcPr>
+            <w:tcW w:type="dxa" w:w="1080"/>
+            <w:vAlign w:val="center"/>
+            <w:tcBorders>
+              <w:top w:val="nil"/>
+              <w:left w:val="nil"/>
+              <w:bottom w:val="nil"/>
+              <w:right w:val="nil"/>
+              <w:insideH w:val="nil"/>
+              <w:insideV w:val="nil"/>
+            </w:tcBorders>
+          </w:tcPr>
+          <w:p>
+            <w:pPr>
+              <w:jc w:val="center"/>
+            </w:pPr>
+            <w:r>
+              <w:rPr>
+                <w:rFonts w:ascii="Times New Roman" w:hAnsi="Times New Roman"/>
+                <w:sz w:val="20"/>
+              </w:rPr>
+              <w:t>(0.018)</w:t>
+            </w:r>
+          </w:p>
+        </w:tc>
+        <w:tc>
+          <w:tcPr>
+            <w:tcW w:type="dxa" w:w="1080"/>
+            <w:vAlign w:val="center"/>
+            <w:tcBorders>
+              <w:top w:val="nil"/>
+              <w:left w:val="nil"/>
+              <w:bottom w:val="nil"/>
+              <w:right w:val="nil"/>
+              <w:insideH w:val="nil"/>
+              <w:insideV w:val="nil"/>
+            </w:tcBorders>
+          </w:tcPr>
+          <w:p>
+            <w:pPr>
+              <w:jc w:val="center"/>
+            </w:pPr>
+            <w:r>
+              <w:rPr>
+                <w:rFonts w:ascii="Times New Roman" w:hAnsi="Times New Roman"/>
+                <w:sz w:val="20"/>
+              </w:rPr>
+              <w:t>(0.029)</w:t>
+            </w:r>
+          </w:p>
+        </w:tc>
+      </w:tr>
+      <w:tr>
+        <w:tc>
+          <w:tcPr>
+            <w:tcW w:type="dxa" w:w="1080"/>
+            <w:vAlign w:val="center"/>
+            <w:tcBorders>
+              <w:top w:val="nil"/>
+              <w:left w:val="nil"/>
+              <w:bottom w:val="nil"/>
+              <w:right w:val="nil"/>
+              <w:insideH w:val="nil"/>
+              <w:insideV w:val="nil"/>
+            </w:tcBorders>
+          </w:tcPr>
+          <w:p>
+            <w:pPr>
+              <w:jc w:val="left"/>
+            </w:pPr>
+            <w:r>
+              <w:rPr>
+                <w:rFonts w:ascii="Times New Roman" w:hAnsi="Times New Roman"/>
+                <w:sz w:val="20"/>
+              </w:rPr>
+              <w:t>smsa</w:t>
+            </w:r>
+          </w:p>
+        </w:tc>
+        <w:tc>
+          <w:tcPr>
+            <w:tcW w:type="dxa" w:w="1080"/>
+            <w:vAlign w:val="center"/>
+            <w:tcBorders>
+              <w:top w:val="nil"/>
+              <w:left w:val="nil"/>
+              <w:bottom w:val="nil"/>
+              <w:right w:val="nil"/>
+              <w:insideH w:val="nil"/>
+              <w:insideV w:val="nil"/>
+            </w:tcBorders>
+          </w:tcPr>
+          <w:p>
+            <w:pPr>
+              <w:jc w:val="center"/>
+            </w:pPr>
+            <w:r>
+              <w:rPr>
+                <w:rFonts w:ascii="Times New Roman" w:hAnsi="Times New Roman"/>
+                <w:sz w:val="20"/>
+              </w:rPr>
+              <w:t>0.161***</w:t>
+            </w:r>
+          </w:p>
+        </w:tc>
+        <w:tc>
+          <w:tcPr>
+            <w:tcW w:type="dxa" w:w="1080"/>
+            <w:vAlign w:val="center"/>
+            <w:tcBorders>
+              <w:top w:val="nil"/>
+              <w:left w:val="nil"/>
+              <w:bottom w:val="nil"/>
+              <w:right w:val="nil"/>
+              <w:insideH w:val="nil"/>
+              <w:insideV w:val="nil"/>
+            </w:tcBorders>
+          </w:tcPr>
+          <w:p>
+            <w:pPr>
+              <w:jc w:val="center"/>
+            </w:pPr>
+            <w:r>
+              <w:rPr>
+                <w:rFonts w:ascii="Times New Roman" w:hAnsi="Times New Roman"/>
+                <w:sz w:val="20"/>
+              </w:rPr>
+              <w:t>0.143***</w:t>
+            </w:r>
+          </w:p>
+        </w:tc>
+        <w:tc>
+          <w:tcPr>
+            <w:tcW w:type="dxa" w:w="1080"/>
+            <w:vAlign w:val="center"/>
+            <w:tcBorders>
+              <w:top w:val="nil"/>
+              <w:left w:val="nil"/>
+              <w:bottom w:val="nil"/>
+              <w:right w:val="nil"/>
+              <w:insideH w:val="nil"/>
+              <w:insideV w:val="nil"/>
+            </w:tcBorders>
+          </w:tcPr>
+          <w:p>
+            <w:pPr>
+              <w:jc w:val="center"/>
+            </w:pPr>
+            <w:r>
+              <w:rPr>
+                <w:rFonts w:ascii="Times New Roman" w:hAnsi="Times New Roman"/>
+                <w:sz w:val="20"/>
+              </w:rPr>
+              <w:t>0.155***</w:t>
+            </w:r>
+          </w:p>
+        </w:tc>
+        <w:tc>
+          <w:tcPr>
+            <w:tcW w:type="dxa" w:w="1080"/>
+            <w:vAlign w:val="center"/>
+            <w:tcBorders>
+              <w:top w:val="nil"/>
+              <w:left w:val="nil"/>
+              <w:bottom w:val="nil"/>
+              <w:right w:val="nil"/>
+              <w:insideH w:val="nil"/>
+              <w:insideV w:val="nil"/>
+            </w:tcBorders>
+          </w:tcPr>
+          <w:p>
+            <w:pPr>
+              <w:jc w:val="center"/>
+            </w:pPr>
+            <w:r>
+              <w:rPr>
+                <w:rFonts w:ascii="Times New Roman" w:hAnsi="Times New Roman"/>
+                <w:sz w:val="20"/>
+              </w:rPr>
+              <w:t>0.184***</w:t>
+            </w:r>
+          </w:p>
+        </w:tc>
+        <w:tc>
+          <w:tcPr>
+            <w:tcW w:type="dxa" w:w="1080"/>
+            <w:vAlign w:val="center"/>
+            <w:tcBorders>
+              <w:top w:val="nil"/>
+              <w:left w:val="nil"/>
+              <w:bottom w:val="nil"/>
+              <w:right w:val="nil"/>
+              <w:insideH w:val="nil"/>
+              <w:insideV w:val="nil"/>
+            </w:tcBorders>
+          </w:tcPr>
+          <w:p>
+            <w:pPr>
+              <w:jc w:val="center"/>
+            </w:pPr>
+            <w:r>
+              <w:rPr>
+                <w:rFonts w:ascii="Times New Roman" w:hAnsi="Times New Roman"/>
+                <w:sz w:val="20"/>
+              </w:rPr>
+              <w:t>0.153***</w:t>
+            </w:r>
+          </w:p>
+        </w:tc>
+        <w:tc>
+          <w:tcPr>
+            <w:tcW w:type="dxa" w:w="1080"/>
+            <w:vAlign w:val="center"/>
+            <w:tcBorders>
+              <w:top w:val="nil"/>
+              <w:left w:val="nil"/>
+              <w:bottom w:val="nil"/>
+              <w:right w:val="nil"/>
+              <w:insideH w:val="nil"/>
+              <w:insideV w:val="nil"/>
+            </w:tcBorders>
+          </w:tcPr>
+          <w:p>
+            <w:pPr>
+              <w:jc w:val="center"/>
+            </w:pPr>
+            <w:r>
+              <w:rPr>
+                <w:rFonts w:ascii="Times New Roman" w:hAnsi="Times New Roman"/>
+                <w:sz w:val="20"/>
+              </w:rPr>
+              <w:t>2.425***</w:t>
+            </w:r>
+          </w:p>
+        </w:tc>
+        <w:tc>
+          <w:tcPr>
+            <w:tcW w:type="dxa" w:w="1080"/>
+            <w:vAlign w:val="center"/>
+            <w:tcBorders>
+              <w:top w:val="nil"/>
+              <w:left w:val="nil"/>
+              <w:bottom w:val="nil"/>
+              <w:right w:val="nil"/>
+              <w:insideH w:val="nil"/>
+              <w:insideV w:val="nil"/>
+            </w:tcBorders>
+          </w:tcPr>
+          <w:p>
+            <w:pPr>
+              <w:jc w:val="center"/>
+            </w:pPr>
+            <w:r>
+              <w:rPr>
+                <w:rFonts w:ascii="Times New Roman" w:hAnsi="Times New Roman"/>
+                <w:sz w:val="20"/>
+              </w:rPr>
+              <w:t>0.000</w:t>
+            </w:r>
+          </w:p>
+        </w:tc>
+      </w:tr>
+      <w:tr>
+        <w:tc>
+          <w:tcPr>
+            <w:tcW w:type="dxa" w:w="1080"/>
+            <w:vAlign w:val="center"/>
+            <w:tcBorders>
+              <w:top w:val="nil"/>
+              <w:left w:val="nil"/>
+              <w:bottom w:val="nil"/>
+              <w:right w:val="nil"/>
+              <w:insideH w:val="nil"/>
+              <w:insideV w:val="nil"/>
+            </w:tcBorders>
+          </w:tcPr>
+          <w:p>
+            <w:pPr>
+              <w:jc w:val="left"/>
+            </w:pPr>
+            <w:r>
+              <w:rPr>
+                <w:rFonts w:ascii="Times New Roman" w:hAnsi="Times New Roman"/>
+                <w:sz w:val="20"/>
+              </w:rPr>
+            </w:r>
+          </w:p>
+        </w:tc>
+        <w:tc>
+          <w:tcPr>
+            <w:tcW w:type="dxa" w:w="1080"/>
+            <w:vAlign w:val="center"/>
+            <w:tcBorders>
+              <w:top w:val="nil"/>
+              <w:left w:val="nil"/>
+              <w:bottom w:val="nil"/>
+              <w:right w:val="nil"/>
+              <w:insideH w:val="nil"/>
+              <w:insideV w:val="nil"/>
+            </w:tcBorders>
+          </w:tcPr>
+          <w:p>
+            <w:pPr>
+              <w:jc w:val="center"/>
+            </w:pPr>
+            <w:r>
+              <w:rPr>
+                <w:rFonts w:ascii="Times New Roman" w:hAnsi="Times New Roman"/>
+                <w:sz w:val="20"/>
+              </w:rPr>
+              <w:t>(0.015)</w:t>
+            </w:r>
+          </w:p>
+        </w:tc>
+        <w:tc>
+          <w:tcPr>
+            <w:tcW w:type="dxa" w:w="1080"/>
+            <w:vAlign w:val="center"/>
+            <w:tcBorders>
+              <w:top w:val="nil"/>
+              <w:left w:val="nil"/>
+              <w:bottom w:val="nil"/>
+              <w:right w:val="nil"/>
+              <w:insideH w:val="nil"/>
+              <w:insideV w:val="nil"/>
+            </w:tcBorders>
+          </w:tcPr>
+          <w:p>
+            <w:pPr>
+              <w:jc w:val="center"/>
+            </w:pPr>
+            <w:r>
+              <w:rPr>
+                <w:rFonts w:ascii="Times New Roman" w:hAnsi="Times New Roman"/>
+                <w:sz w:val="20"/>
+              </w:rPr>
+              <w:t>(0.033)</w:t>
+            </w:r>
+          </w:p>
+        </w:tc>
+        <w:tc>
+          <w:tcPr>
+            <w:tcW w:type="dxa" w:w="1080"/>
+            <w:vAlign w:val="center"/>
+            <w:tcBorders>
+              <w:top w:val="nil"/>
+              <w:left w:val="nil"/>
+              <w:bottom w:val="nil"/>
+              <w:right w:val="nil"/>
+              <w:insideH w:val="nil"/>
+              <w:insideV w:val="nil"/>
+            </w:tcBorders>
+          </w:tcPr>
+          <w:p>
+            <w:pPr>
+              <w:jc w:val="center"/>
+            </w:pPr>
+            <w:r>
+              <w:rPr>
+                <w:rFonts w:ascii="Times New Roman" w:hAnsi="Times New Roman"/>
+                <w:sz w:val="20"/>
+              </w:rPr>
+              <w:t>(0.017)</w:t>
+            </w:r>
+          </w:p>
+        </w:tc>
+        <w:tc>
+          <w:tcPr>
+            <w:tcW w:type="dxa" w:w="1080"/>
+            <w:vAlign w:val="center"/>
+            <w:tcBorders>
+              <w:top w:val="nil"/>
+              <w:left w:val="nil"/>
+              <w:bottom w:val="nil"/>
+              <w:right w:val="nil"/>
+              <w:insideH w:val="nil"/>
+              <w:insideV w:val="nil"/>
+            </w:tcBorders>
+          </w:tcPr>
+          <w:p>
+            <w:pPr>
+              <w:jc w:val="center"/>
+            </w:pPr>
+            <w:r>
+              <w:rPr>
+                <w:rFonts w:ascii="Times New Roman" w:hAnsi="Times New Roman"/>
+                <w:sz w:val="20"/>
+              </w:rPr>
+              <w:t>(0.032)</w:t>
+            </w:r>
+          </w:p>
+        </w:tc>
+        <w:tc>
+          <w:tcPr>
+            <w:tcW w:type="dxa" w:w="1080"/>
+            <w:vAlign w:val="center"/>
+            <w:tcBorders>
+              <w:top w:val="nil"/>
+              <w:left w:val="nil"/>
+              <w:bottom w:val="nil"/>
+              <w:right w:val="nil"/>
+              <w:insideH w:val="nil"/>
+              <w:insideV w:val="nil"/>
+            </w:tcBorders>
+          </w:tcPr>
+          <w:p>
+            <w:pPr>
+              <w:jc w:val="center"/>
+            </w:pPr>
+            <w:r>
+              <w:rPr>
+                <w:rFonts w:ascii="Times New Roman" w:hAnsi="Times New Roman"/>
+                <w:sz w:val="20"/>
+              </w:rPr>
+              <w:t>(0.021)</w:t>
+            </w:r>
+          </w:p>
+        </w:tc>
+        <w:tc>
+          <w:tcPr>
+            <w:tcW w:type="dxa" w:w="1080"/>
+            <w:vAlign w:val="center"/>
+            <w:tcBorders>
+              <w:top w:val="nil"/>
+              <w:left w:val="nil"/>
+              <w:bottom w:val="nil"/>
+              <w:right w:val="nil"/>
+              <w:insideH w:val="nil"/>
+              <w:insideV w:val="nil"/>
+            </w:tcBorders>
+          </w:tcPr>
+          <w:p>
+            <w:pPr>
+              <w:jc w:val="center"/>
+            </w:pPr>
+            <w:r>
+              <w:rPr>
+                <w:rFonts w:ascii="Times New Roman" w:hAnsi="Times New Roman"/>
+                <w:sz w:val="20"/>
+              </w:rPr>
+              <w:t>(0.043)</w:t>
+            </w:r>
+          </w:p>
+        </w:tc>
+        <w:tc>
+          <w:tcPr>
+            <w:tcW w:type="dxa" w:w="1080"/>
+            <w:vAlign w:val="center"/>
+            <w:tcBorders>
+              <w:top w:val="nil"/>
+              <w:left w:val="nil"/>
+              <w:bottom w:val="nil"/>
+              <w:right w:val="nil"/>
+              <w:insideH w:val="nil"/>
+              <w:insideV w:val="nil"/>
+            </w:tcBorders>
+          </w:tcPr>
+          <w:p>
+            <w:pPr>
+              <w:jc w:val="center"/>
+            </w:pPr>
+            <w:r>
+              <w:rPr>
+                <w:rFonts w:ascii="Times New Roman" w:hAnsi="Times New Roman"/>
+                <w:sz w:val="20"/>
+              </w:rPr>
+              <w:t>(0.000)</w:t>
+            </w:r>
+          </w:p>
+        </w:tc>
+      </w:tr>
+      <w:tr>
+        <w:tc>
+          <w:tcPr>
+            <w:tcW w:type="dxa" w:w="1080"/>
+            <w:vAlign w:val="center"/>
+            <w:tcBorders>
+              <w:top w:val="nil"/>
+              <w:left w:val="nil"/>
+              <w:bottom w:val="nil"/>
+              <w:right w:val="nil"/>
+              <w:insideH w:val="nil"/>
+              <w:insideV w:val="nil"/>
+            </w:tcBorders>
+          </w:tcPr>
+          <w:p>
+            <w:pPr>
+              <w:jc w:val="left"/>
+            </w:pPr>
+            <w:r>
+              <w:rPr>
+                <w:rFonts w:ascii="Times New Roman" w:hAnsi="Times New Roman"/>
+                <w:sz w:val="20"/>
+              </w:rPr>
               <w:t>N</w:t>
             </w:r>
           </w:p>
@@ -999,7 +3513,7 @@
                 <w:rFonts w:ascii="Times New Roman" w:hAnsi="Times New Roman"/>
                 <w:sz w:val="20"/>
               </w:rPr>
-              <w:t>-0.609</w:t>
+              <w:t>-0.607</w:t>
             </w:r>
           </w:p>
         </w:tc>
@@ -1092,7 +3606,7 @@
         </w:rPr>
         <w:t>Standard errors in parentheses</w:t>
         <w:br/>
-        <w:t>* p&lt;0.10, ** p&lt;0.05, *** p&lt;0.01</w:t>
+        <w:t>*** p&lt;0.01, ** p&lt;0.05, * p&lt;0.10</w:t>
       </w:r>
     </w:p>
     <w:sectPr>
